--- a/docs/questions-par-module.docx
+++ b/docs/questions-par-module.docx
@@ -182,7 +182,7 @@
         <w:spacing w:after="100" w:before="100"/>
       </w:pPr>
       <w:r>
-        <w:t xml:space="preserve">À ton avis, quel chiffre l'autre donnerait-il à son propre niveau de bonheur, là maintenant ?</w:t>
+        <w:t xml:space="preserve">À ton avis, quel chiffre l'autre donnerait à son propre niveau de bonheur, là maintenant ?</w:t>
       </w:r>
     </w:p>
     <w:p>
@@ -379,7 +379,7 @@
         <w:spacing w:after="100" w:before="100"/>
       </w:pPr>
       <w:r>
-        <w:t xml:space="preserve">Qu'est-ce qui t'a séduit chez l'autre, la toute première fois ?</w:t>
+        <w:t xml:space="preserve">Qu'est-ce qui t'a plu chez l'autre, la toute première fois ?</w:t>
       </w:r>
     </w:p>
     <w:p>
@@ -444,7 +444,7 @@
         <w:spacing w:after="100" w:before="100"/>
       </w:pPr>
       <w:r>
-        <w:t xml:space="preserve">Comment vos amis proches décrivent votre couple ?</w:t>
+        <w:t xml:space="preserve">Comment vos proches décrivent votre couple ?</w:t>
       </w:r>
     </w:p>
     <w:p>

--- a/docs/questions-par-module.docx
+++ b/docs/questions-par-module.docx
@@ -4795,7 +4795,7 @@
         <w:spacing w:after="100" w:before="100"/>
       </w:pPr>
       <w:r>
-        <w:t xml:space="preserve">Quels ajustements vous engagez-vous à faire pour l'autre ? Et l'autre, à quoi s'engage-t-iel pour vous ?</w:t>
+        <w:t xml:space="preserve">Quels ajustements vous engagez-vous à faire pour l'autre ? Et à quoi l'autre s'engage pour vous ?</w:t>
       </w:r>
     </w:p>
     <w:p>

--- a/docs/questions-par-module.docx
+++ b/docs/questions-par-module.docx
@@ -3983,7 +3983,7 @@
         <w:spacing w:after="100" w:before="100"/>
       </w:pPr>
       <w:r>
-        <w:t xml:space="preserve">Y a-t-il une marque d'attention de l'autre que tu as mis du temps à remarquer ?</w:t>
+        <w:t xml:space="preserve">Tendresse en public, tendresse en privé : où se situe ton curseur ?</w:t>
       </w:r>
     </w:p>
     <w:p>
@@ -3996,7 +3996,7 @@
         <w:spacing w:after="100" w:before="100"/>
       </w:pPr>
       <w:r>
-        <w:t xml:space="preserve">Tendresse en public, tendresse en privé : où se situe ton curseur ?</w:t>
+        <w:t xml:space="preserve">À quels moments ressens-tu le plus le besoin d'être proche de l'autre (après une journée difficile, le matin, le week-end…) ?</w:t>
       </w:r>
     </w:p>
     <w:p>
@@ -4009,7 +4009,7 @@
         <w:spacing w:after="100" w:before="100"/>
       </w:pPr>
       <w:r>
-        <w:t xml:space="preserve">À quels moments ressens-tu le plus le besoin d'être proche de l'autre (après une journée difficile, le matin, le week-end…) ?</w:t>
+        <w:t xml:space="preserve">Que se passe-t-il en toi quand ton besoin de connexion et de contact physique n'est pas comblé ? Et comment ça se voit de l'extérieur ?</w:t>
       </w:r>
     </w:p>
     <w:p>
@@ -4022,7 +4022,7 @@
         <w:spacing w:after="100" w:before="100"/>
       </w:pPr>
       <w:r>
-        <w:t xml:space="preserve">Que se passe-t-il en toi quand ce besoin de connexion n'est pas comblé ? Et comment ça se voit de l'extérieur ?</w:t>
+        <w:t xml:space="preserve">Arrivez-vous à en parler ? Comment pourrais-tu le dire à l'autre, la prochaine fois ?</w:t>
       </w:r>
     </w:p>
     <w:p>
@@ -4035,7 +4035,7 @@
         <w:spacing w:after="100" w:before="100"/>
       </w:pPr>
       <w:r>
-        <w:t xml:space="preserve">Arrivez-vous à en parler ? Comment pourrais-tu le dire à l'autre, la prochaine fois ?</w:t>
+        <w:t xml:space="preserve">Quel moment de grande complicité gardes-tu précieusement en mémoire ?</w:t>
       </w:r>
     </w:p>
     <w:p>
@@ -4048,7 +4048,7 @@
         <w:spacing w:after="100" w:before="100"/>
       </w:pPr>
       <w:r>
-        <w:t xml:space="preserve">Quel moment de grande complicité gardes-tu précieusement en mémoire ?</w:t>
+        <w:t xml:space="preserve">Qu'est-ce qui nourrit ton désir : la complicité, l'humour, un regard, le physique, la surprise… ?</w:t>
       </w:r>
     </w:p>
     <w:p>
@@ -4061,7 +4061,7 @@
         <w:spacing w:after="100" w:before="100"/>
       </w:pPr>
       <w:r>
-        <w:t xml:space="preserve">Au-delà du physique, qu'est-ce qui nourrit ton désir : la complicité, l'humour, un regard, la surprise… ?</w:t>
+        <w:t xml:space="preserve">Te sens-tu à l'aise pour exprimer tes envies et tes limites dans votre sexualité ? Qu'est-ce qui rendrait ça plus facile ?</w:t>
       </w:r>
     </w:p>
     <w:p>
@@ -4074,7 +4074,7 @@
         <w:spacing w:after="100" w:before="100"/>
       </w:pPr>
       <w:r>
-        <w:t xml:space="preserve">Te sens-tu à l'aise pour exprimer tes envies et tes limites dans votre sexualité ? Qu'est-ce qui rendrait ça plus facile ?</w:t>
+        <w:t xml:space="preserve">Sur une échelle de 1 à 10, comment te sens-tu dans votre vie intime en ce moment ? Qu'est-ce qui la ferait gagner un point ?</w:t>
       </w:r>
     </w:p>
     <w:p>
@@ -4087,7 +4087,7 @@
         <w:spacing w:after="100" w:before="100"/>
       </w:pPr>
       <w:r>
-        <w:t xml:space="preserve">Sur une échelle de 1 à 10, comment te sens-tu dans votre vie intime en ce moment ? Qu'est-ce qui la ferait gagner un point ?</w:t>
+        <w:t xml:space="preserve">Qu'est-ce qui freine parfois l'intimité entre vous : fatigue, rythme, enfants, écrans, stress… ?</w:t>
       </w:r>
     </w:p>
     <w:p>
@@ -4100,7 +4100,7 @@
         <w:spacing w:after="100" w:before="100"/>
       </w:pPr>
       <w:r>
-        <w:t xml:space="preserve">Qu'est-ce qui freine parfois l'intimité entre vous : fatigue, rythme, enfants, écrans, stress… ?</w:t>
+        <w:t xml:space="preserve">Qu'est-ce que vous aimeriez changer dans votre manière de faire l'amour ?</w:t>
       </w:r>
     </w:p>
     <w:p>
@@ -4113,7 +4113,7 @@
         <w:spacing w:after="100" w:before="100"/>
       </w:pPr>
       <w:r>
-        <w:t xml:space="preserve">Y a-t-il une envie, une nouveauté ou un petit rituel de tendresse que tu aimerais proposer ?</w:t>
+        <w:t xml:space="preserve">Y a-t-il une envie, une nouveauté ou un petit rituel que tu aimerais proposer ?</w:t>
       </w:r>
     </w:p>
     <w:p>

--- a/docs/questions-par-module.docx
+++ b/docs/questions-par-module.docx
@@ -4100,7 +4100,7 @@
         <w:spacing w:after="100" w:before="100"/>
       </w:pPr>
       <w:r>
-        <w:t xml:space="preserve">Qu'est-ce que vous aimeriez changer dans votre manière de faire l'amour ?</w:t>
+        <w:t xml:space="preserve">Qu'est-ce que vous aimez le moins aujourd'hui dans votre manière de faire l'amour ?</w:t>
       </w:r>
     </w:p>
     <w:p>

--- a/docs/questions-par-module.docx
+++ b/docs/questions-par-module.docx
@@ -3899,7 +3899,7 @@
         <w:pStyle w:val="Heading1"/>
       </w:pPr>
       <w:r>
-        <w:t xml:space="preserve">Module 7 — L'intimité</w:t>
+        <w:t xml:space="preserve">Module 7 — Tendresse et intimité</w:t>
       </w:r>
     </w:p>
     <w:p>

--- a/docs/questions-par-module.docx
+++ b/docs/questions-par-module.docx
@@ -35,7 +35,7 @@
           <w:sz w:val="20"/>
           <w:szCs w:val="20"/>
         </w:rPr>
-        <w:t xml:space="preserve">10 modules · 122 questions, plus 2 questions de fin par module. Contenu de référence tiré du code de l’application (src/lib/modules-data.ts) ; les modifications faites depuis l’espace admin ne sont pas incluses.</w:t>
+        <w:t xml:space="preserve">10 modules · 120 questions, plus 2 questions de fin par module. Contenu de référence tiré du code de l’application (src/lib/modules-data.ts) ; les modifications faites depuis l’espace admin ne sont pas incluses.</w:t>
       </w:r>
     </w:p>
     <w:p>
@@ -3931,7 +3931,7 @@
         <w:pStyle w:val="Heading2"/>
       </w:pPr>
       <w:r>
-        <w:t xml:space="preserve">Questions (14)</w:t>
+        <w:t xml:space="preserve">Questions (12)</w:t>
       </w:r>
     </w:p>
     <w:p>
@@ -4010,32 +4010,6 @@
       </w:pPr>
       <w:r>
         <w:t xml:space="preserve">Que se passe-t-il en toi quand ton besoin de connexion et de contact physique n'est pas comblé ? Et comment ça se voit de l'extérieur ?</w:t>
-      </w:r>
-    </w:p>
-    <w:p>
-      <w:pPr>
-        <w:pStyle w:val="ListParagraph"/>
-        <w:numPr>
-          <w:ilvl w:val="0"/>
-          <w:numId w:val="9"/>
-        </w:numPr>
-        <w:spacing w:after="100" w:before="100"/>
-      </w:pPr>
-      <w:r>
-        <w:t xml:space="preserve">Arrivez-vous à en parler ? Comment pourrais-tu le dire à l'autre, la prochaine fois ?</w:t>
-      </w:r>
-    </w:p>
-    <w:p>
-      <w:pPr>
-        <w:pStyle w:val="ListParagraph"/>
-        <w:numPr>
-          <w:ilvl w:val="0"/>
-          <w:numId w:val="9"/>
-        </w:numPr>
-        <w:spacing w:after="100" w:before="100"/>
-      </w:pPr>
-      <w:r>
-        <w:t xml:space="preserve">Quel moment de grande complicité gardes-tu précieusement en mémoire ?</w:t>
       </w:r>
     </w:p>
     <w:p>

--- a/docs/questions-par-module.docx
+++ b/docs/questions-par-module.docx
@@ -4035,7 +4035,7 @@
         <w:spacing w:after="100" w:before="100"/>
       </w:pPr>
       <w:r>
-        <w:t xml:space="preserve">Te sens-tu à l'aise pour exprimer tes envies et tes limites dans votre sexualité ? Qu'est-ce qui rendrait ça plus facile ?</w:t>
+        <w:t xml:space="preserve">Sur une échelle de 1 à 10, comment te sens-tu dans votre vie intime en ce moment ? Qu'est-ce qui la ferait gagner un point ?</w:t>
       </w:r>
     </w:p>
     <w:p>
@@ -4048,7 +4048,7 @@
         <w:spacing w:after="100" w:before="100"/>
       </w:pPr>
       <w:r>
-        <w:t xml:space="preserve">Sur une échelle de 1 à 10, comment te sens-tu dans votre vie intime en ce moment ? Qu'est-ce qui la ferait gagner un point ?</w:t>
+        <w:t xml:space="preserve">Qu'est-ce qui freine parfois l'intimité entre vous : fatigue, rythme, enfants, écrans, stress… ?</w:t>
       </w:r>
     </w:p>
     <w:p>
@@ -4061,7 +4061,7 @@
         <w:spacing w:after="100" w:before="100"/>
       </w:pPr>
       <w:r>
-        <w:t xml:space="preserve">Qu'est-ce qui freine parfois l'intimité entre vous : fatigue, rythme, enfants, écrans, stress… ?</w:t>
+        <w:t xml:space="preserve">Te sens-tu à l'aise pour exprimer tes envies dans votre sexualité ?</w:t>
       </w:r>
     </w:p>
     <w:p>

--- a/docs/questions-par-module.docx
+++ b/docs/questions-par-module.docx
@@ -4109,7 +4109,7 @@
         <w:spacing w:after="100"/>
       </w:pPr>
       <w:r>
-        <w:t xml:space="preserve">Qu'as-tu compris de la façon dont l'autre a besoin de recevoir l'amour ?</w:t>
+        <w:t xml:space="preserve">Que retiens-tu des besoins de l'autre en termes de tendresse au quotidien ?</w:t>
       </w:r>
     </w:p>
     <w:p>
@@ -4122,7 +4122,7 @@
         <w:spacing w:after="100"/>
       </w:pPr>
       <w:r>
-        <w:t xml:space="preserve">Dans votre intimité, qu'aimerais-tu préserver, et qu'aimerais-tu voir évoluer ?</w:t>
+        <w:t xml:space="preserve">Que voulez-vous garder, arrêter ou changer dans vos rapports sexuels aujourd'hui ?</w:t>
       </w:r>
     </w:p>
     <w:p>

--- a/docs/questions-par-module.docx
+++ b/docs/questions-par-module.docx
@@ -35,7 +35,7 @@
           <w:sz w:val="20"/>
           <w:szCs w:val="20"/>
         </w:rPr>
-        <w:t xml:space="preserve">10 modules · 120 questions, plus 2 questions de fin par module. Contenu de référence tiré du code de l’application (src/lib/modules-data.ts) ; les modifications faites depuis l’espace admin ne sont pas incluses.</w:t>
+        <w:t xml:space="preserve">10 modules · 121 questions, plus 2 questions de fin par module. Contenu de référence tiré du code de l’application (src/lib/modules-data.ts) ; les modifications faites depuis l’espace admin ne sont pas incluses.</w:t>
       </w:r>
     </w:p>
     <w:p>
@@ -3931,7 +3931,7 @@
         <w:pStyle w:val="Heading2"/>
       </w:pPr>
       <w:r>
-        <w:t xml:space="preserve">Questions (12)</w:t>
+        <w:t xml:space="preserve">Questions (13)</w:t>
       </w:r>
     </w:p>
     <w:p>
@@ -4075,6 +4075,19 @@
       </w:pPr>
       <w:r>
         <w:t xml:space="preserve">Qu'est-ce que vous aimez le moins aujourd'hui dans votre manière de faire l'amour ?</w:t>
+      </w:r>
+    </w:p>
+    <w:p>
+      <w:pPr>
+        <w:pStyle w:val="ListParagraph"/>
+        <w:numPr>
+          <w:ilvl w:val="0"/>
+          <w:numId w:val="9"/>
+        </w:numPr>
+        <w:spacing w:after="100" w:before="100"/>
+      </w:pPr>
+      <w:r>
+        <w:t xml:space="preserve">Par quel petit geste ou code pourrais-tu signifier à l'autre que tu as envie d'un rapprochement physique ?</w:t>
       </w:r>
     </w:p>
     <w:p>

--- a/docs/questions-par-module.docx
+++ b/docs/questions-par-module.docx
@@ -4180,7 +4180,7 @@
         <w:pStyle w:val="Heading2"/>
       </w:pPr>
       <w:r>
-        <w:t xml:space="preserve">Questions (14)</w:t>
+        <w:t>Questions (13)</w:t>
       </w:r>
     </w:p>
     <w:p>
@@ -4193,7 +4193,7 @@
         <w:spacing w:after="100" w:before="100"/>
       </w:pPr>
       <w:r>
-        <w:t xml:space="preserve">À propos de quoi vous disputez-vous le plus souvent : argent, tâches, belle-famille, temps, écrans, retards… ?</w:t>
+        <w:t>À propos de quoi vous disputez-vous le plus souvent : argent, tâches, belle-famille, gestion du temps, écrans, retards ou autres ?</w:t>
       </w:r>
     </w:p>
     <w:p>
@@ -4206,7 +4206,7 @@
         <w:spacing w:after="100" w:before="100"/>
       </w:pPr>
       <w:r>
-        <w:t xml:space="preserve">Reprends les sujets évités ou les non-dits repérés au module 6 : lesquels finissent le plus souvent en dispute ?</w:t>
+        <w:t>Reprends les sujets évités ou les non-dits repérés au module 6 : lesquels finissent le plus souvent en dispute ?</w:t>
       </w:r>
     </w:p>
     <w:p>
@@ -4219,7 +4219,7 @@
         <w:spacing w:after="100" w:before="100"/>
       </w:pPr>
       <w:r>
-        <w:t xml:space="preserve">Quels sont tes déclencheurs : un mot, un ton, un moment de la journée, la fatigue… la faim ?</w:t>
+        <w:t>Quels sont tes déclencheurs : un mot, un ton, un moment de la journée, la fatigue… la faim ?</w:t>
       </w:r>
     </w:p>
     <w:p>
@@ -4232,7 +4232,7 @@
         <w:spacing w:after="100" w:before="100"/>
       </w:pPr>
       <w:r>
-        <w:t xml:space="preserve">En dispute, quelle image te ressemble le plus : volcan, iceberg, salle d'audience, porte qui claque, table de négociation ?</w:t>
+        <w:t>En dispute, quelle image te ressemble le plus : volcan, iceberg, salle d'audience, porte qui claque, table de négociation ?</w:t>
       </w:r>
     </w:p>
     <w:p>
@@ -4245,7 +4245,7 @@
         <w:spacing w:after="100" w:before="100"/>
       </w:pPr>
       <w:r>
-        <w:t xml:space="preserve">Pendant une dispute, qu'est-ce qui est le plus difficile à encaisser pour toi ?</w:t>
+        <w:t>Pendant une dispute, qu'est-ce qui est le plus difficile à encaisser pour toi ?</w:t>
       </w:r>
     </w:p>
     <w:p>
@@ -4258,7 +4258,7 @@
         <w:spacing w:after="100" w:before="100"/>
       </w:pPr>
       <w:r>
-        <w:t xml:space="preserve">Qu'est-ce que tu fais ou dis qui, tu le sais, envenime les choses ?</w:t>
+        <w:t>Qu'est-ce que tu fais ou dis qui envenime les choses (et tu le sais) ?</w:t>
       </w:r>
     </w:p>
     <w:p>
@@ -4271,7 +4271,7 @@
         <w:spacing w:after="100" w:before="100"/>
       </w:pPr>
       <w:r>
-        <w:t xml:space="preserve">Et pendant une dispute, sais-tu ce qui calme l'autre ?</w:t>
+        <w:t>Et pendant une dispute, sais-tu ce qui calme l'autre ?</w:t>
       </w:r>
     </w:p>
     <w:p>
@@ -4284,7 +4284,7 @@
         <w:spacing w:after="100" w:before="100"/>
       </w:pPr>
       <w:r>
-        <w:t xml:space="preserve">Comment se termine une dispute chez vous, la plupart du temps ?</w:t>
+        <w:t>Comment se termine une dispute chez vous, la plupart du temps ?</w:t>
       </w:r>
     </w:p>
     <w:p>
@@ -4297,7 +4297,7 @@
         <w:spacing w:after="100" w:before="100"/>
       </w:pPr>
       <w:r>
-        <w:t xml:space="preserve">Qui fait le premier pas vers la réconciliation ? Et comment ?</w:t>
+        <w:t>Qui fait le premier pas vers la réconciliation ? Et comment ?</w:t>
       </w:r>
     </w:p>
     <w:p>
@@ -4310,7 +4310,7 @@
         <w:spacing w:after="100" w:before="100"/>
       </w:pPr>
       <w:r>
-        <w:t xml:space="preserve">Comment sais-tu qu'une dispute est vraiment terminée, que c'est pardonné ?</w:t>
+        <w:t>Comment sais-tu qu'une dispute est vraiment terminée, que c'est pardonné ?</w:t>
       </w:r>
     </w:p>
     <w:p>
@@ -4323,7 +4323,7 @@
         <w:spacing w:after="100" w:before="100"/>
       </w:pPr>
       <w:r>
-        <w:t xml:space="preserve">Raconte une dispute qui vous a fait avancer, qui a débouché sur un vrai changement.</w:t>
+        <w:t>Raconte une dispute qui vous a fait avancer, qui a débouché sur un vrai changement.</w:t>
       </w:r>
     </w:p>
     <w:p>
@@ -4336,7 +4336,11 @@
         <w:spacing w:after="100" w:before="100"/>
       </w:pPr>
       <w:r>
-        <w:t xml:space="preserve">Exercice : choisis un reproche récurrent et reformule-le en partant de « je » : ce que tu ressens, ce dont tu as besoin, une proposition. Exemple : « Tu ne fais jamais les repas » devient « La charge des repas me pèse. J'aurais besoin qu'on la partage autrement. On cherche une solution qui nous convienne à deux ? »</w:t>
+        <w:t>Exercice : choisis un reproche récurrent que tu adresses à l'autre.</w:t>
+        <w:br/>
+        <w:t>Maintenant, essaye de le reformuler de manière « non violente », c'est-à-dire en utilisant « je » à la place de « tu ». Commence par dire ce que tu ressens, puis ce dont tu as besoin, et enfin, formule une proposition.</w:t>
+        <w:br/>
+        <w:t>Par exemple, « Tu ne fais jamais les repas » devient « La charge des repas me pèse. J'aurais besoin qu'on la partage autrement. On cherche une solution qui nous convienne à deux ? ». À toi maintenant.</w:t>
       </w:r>
     </w:p>
     <w:p>
@@ -4349,20 +4353,21 @@
         <w:spacing w:after="100" w:before="100"/>
       </w:pPr>
       <w:r>
-        <w:t xml:space="preserve">Comment as-tu reçu la reformulation de l'autre ? Qu'est-ce que ça change par rapport à d'habitude ?</w:t>
-      </w:r>
-    </w:p>
-    <w:p>
-      <w:pPr>
-        <w:pStyle w:val="ListParagraph"/>
-        <w:numPr>
-          <w:ilvl w:val="0"/>
-          <w:numId w:val="10"/>
-        </w:numPr>
-        <w:spacing w:after="100" w:before="100"/>
-      </w:pPr>
-      <w:r>
-        <w:t xml:space="preserve">Quelles règles du jeu aimerais-tu adopter pour vos prochaines disputes : pas après 23 h, pas devant les enfants, pause de 20 minutes, ni « toujours » ni « jamais »… ?</w:t>
+        <w:t>Quelles règles du jeu aimerais-tu adopter pour vos prochaines disputes ?</w:t>
+        <w:br/>
+        <w:t>(coche ce que tu voudrais essayer)</w:t>
+        <w:br/>
+        <w:t>☐ Pas après 21 h</w:t>
+        <w:br/>
+        <w:t>☐ Pas devant les enfants</w:t>
+        <w:br/>
+        <w:t>☐ Pas de cris</w:t>
+        <w:br/>
+        <w:t>☐ Pas d'emploi de mots comme « toujours » ou « jamais »</w:t>
+        <w:br/>
+        <w:t>☐ Seulement après avoir pris 5 minutes pour respirer dehors</w:t>
+        <w:br/>
+        <w:t>☐ Autre : écris ici tes idées pour favoriser l'apaisement</w:t>
       </w:r>
     </w:p>
     <w:p>
@@ -4384,7 +4389,7 @@
         <w:spacing w:after="100"/>
       </w:pPr>
       <w:r>
-        <w:t xml:space="preserve">Qu'est-ce que cet échange t'a fait comprendre sur vos disputes, que tu ne voyais pas avant ?</w:t>
+        <w:t>Quels sont les déclencheurs sur lesquels tu vas pouvoir essayer d'avoir une attention particulière pour ne pas les laisser détériorer ton harmonie de couple ?</w:t>
       </w:r>
     </w:p>
     <w:p>
@@ -4397,7 +4402,9 @@
         <w:spacing w:after="100"/>
       </w:pPr>
       <w:r>
-        <w:t xml:space="preserve">Parmi les règles du jeu évoquées, laquelle te semble indispensable ?</w:t>
+        <w:t>Quelles techniques allez-vous essayer pour les prochaines disputes ?</w:t>
+        <w:br/>
+        <w:t>Il faut que cela vous permette d'identifier le vrai besoin qui se cache derrière, laisser sortir l'émotion, reformuler de manière apaisée pour trouver une solution rationnelle, clore en se redisant qu'on s'aime.</w:t>
       </w:r>
     </w:p>
     <w:p>

--- a/docs/questions-par-module.docx
+++ b/docs/questions-par-module.docx
@@ -4345,19 +4345,41 @@
     </w:p>
     <w:p>
       <w:pPr>
-        <w:pStyle w:val="ListParagraph"/>
-        <w:numPr>
-          <w:ilvl w:val="0"/>
-          <w:numId w:val="10"/>
-        </w:numPr>
-        <w:spacing w:after="100" w:before="100"/>
-      </w:pPr>
-      <w:r>
-        <w:t>Quelles règles du jeu aimerais-tu adopter pour vos prochaines disputes ?</w:t>
+        <w:pStyle w:val="Heading2"/>
+        <w:spacing w:before="240"/>
+      </w:pPr>
+      <w:r>
+        <w:t xml:space="preserve">Questions de fin de module</w:t>
+      </w:r>
+    </w:p>
+    <w:p>
+      <w:pPr>
+        <w:pStyle w:val="ListParagraph"/>
+        <w:numPr>
+          <w:ilvl w:val="0"/>
+          <w:numId w:val="3"/>
+        </w:numPr>
+        <w:spacing w:after="100"/>
+      </w:pPr>
+      <w:r>
+        <w:t>Quels sont les déclencheurs habituels chez toi ? Et chez l'autre ?</w:t>
+      </w:r>
+    </w:p>
+    <w:p>
+      <w:pPr>
+        <w:pStyle w:val="ListParagraph"/>
+        <w:numPr>
+          <w:ilvl w:val="0"/>
+          <w:numId w:val="3"/>
+        </w:numPr>
+        <w:spacing w:after="100"/>
+      </w:pPr>
+      <w:r>
+        <w:t>Quelles techniques aimerais-tu essayer pour vos prochaines disputes ?</w:t>
         <w:br/>
         <w:t>(coche ce que tu voudrais essayer)</w:t>
         <w:br/>
-        <w:t>☐ Pas après 21 h</w:t>
+        <w:t>☐ Pas de dispute après 21 h</w:t>
         <w:br/>
         <w:t>☐ Pas devant les enfants</w:t>
         <w:br/>
@@ -4365,46 +4387,15 @@
         <w:br/>
         <w:t>☐ Pas d'emploi de mots comme « toujours » ou « jamais »</w:t>
         <w:br/>
-        <w:t>☐ Seulement après avoir pris 5 minutes pour respirer dehors</w:t>
+        <w:t>☐ Seulement après être allé·e respirer dehors 5 minutes</w:t>
+        <w:br/>
+        <w:t>☐ Aller se défouler avant d'aborder une discussion sensible</w:t>
+        <w:br/>
+        <w:t>☐ Identifier son VRAI besoin et l'émotion que cela déclenche pour ne pas tout mélanger</w:t>
+        <w:br/>
+        <w:t>☐ Reformuler avec la communication non-violente (qu'on a vue dans la question d'avant)</w:t>
         <w:br/>
         <w:t>☐ Autre : écris ici tes idées pour favoriser l'apaisement</w:t>
-      </w:r>
-    </w:p>
-    <w:p>
-      <w:pPr>
-        <w:pStyle w:val="Heading2"/>
-        <w:spacing w:before="240"/>
-      </w:pPr>
-      <w:r>
-        <w:t xml:space="preserve">Questions de fin de module</w:t>
-      </w:r>
-    </w:p>
-    <w:p>
-      <w:pPr>
-        <w:pStyle w:val="ListParagraph"/>
-        <w:numPr>
-          <w:ilvl w:val="0"/>
-          <w:numId w:val="3"/>
-        </w:numPr>
-        <w:spacing w:after="100"/>
-      </w:pPr>
-      <w:r>
-        <w:t>Quels sont les déclencheurs sur lesquels tu vas pouvoir essayer d'avoir une attention particulière pour ne pas les laisser détériorer ton harmonie de couple ?</w:t>
-      </w:r>
-    </w:p>
-    <w:p>
-      <w:pPr>
-        <w:pStyle w:val="ListParagraph"/>
-        <w:numPr>
-          <w:ilvl w:val="0"/>
-          <w:numId w:val="3"/>
-        </w:numPr>
-        <w:spacing w:after="100"/>
-      </w:pPr>
-      <w:r>
-        <w:t>Quelles techniques allez-vous essayer pour les prochaines disputes ?</w:t>
-        <w:br/>
-        <w:t>Il faut que cela vous permette d'identifier le vrai besoin qui se cache derrière, laisser sortir l'émotion, reformuler de manière apaisée pour trouver une solution rationnelle, clore en se redisant qu'on s'aime.</w:t>
       </w:r>
     </w:p>
     <w:p>

--- a/docs/questions-par-module.docx
+++ b/docs/questions-par-module.docx
@@ -4393,7 +4393,7 @@
         <w:br/>
         <w:t>☐ Identifier son VRAI besoin et l'émotion que cela déclenche pour ne pas tout mélanger</w:t>
         <w:br/>
-        <w:t>☐ Reformuler avec la communication non-violente (qu'on a vue dans la question d'avant)</w:t>
+        <w:t>☐ Reformuler avec la communication non-violente (vue dans l'exercice de reformulation)</w:t>
         <w:br/>
         <w:t>☐ Autre : écris ici tes idées pour favoriser l'apaisement</w:t>
       </w:r>

--- a/docs/questions-par-module.docx
+++ b/docs/questions-par-module.docx
@@ -4453,7 +4453,7 @@
         <w:spacing w:after="100" w:before="100"/>
       </w:pPr>
       <w:r>
-        <w:t xml:space="preserve">Regarder le chemin — Relis ton journal et vos réponses de bilan : qu'est-ce qui a déjà changé entre vous depuis le début du programme ?</w:t>
+        <w:t>Pour commencer, rends-toi dans l'onglet NOTRE PACTE et relis vos réponses de bilan, puis reviens ici et indique le module avec lequel tu as le plus appris sur l'autre.</w:t>
       </w:r>
     </w:p>
     <w:p>

--- a/docs/questions-par-module.docx
+++ b/docs/questions-par-module.docx
@@ -3139,7 +3139,7 @@
         <w:spacing w:after="100"/>
       </w:pPr>
       <w:r>
-        <w:t xml:space="preserve">En comparant vos tableaux, qu'est-ce qui différait entre ta perception et celle de l'autre ?</w:t>
+        <w:t>Que voulez-vous changer dans votre quotidien ?</w:t>
       </w:r>
     </w:p>
     <w:p>
@@ -3152,7 +3152,7 @@
         <w:spacing w:after="100"/>
       </w:pPr>
       <w:r>
-        <w:t xml:space="preserve">Quel point de votre organisation aimerais-tu voir figurer dans le pacte, à garder tel quel ou à revoir ?</w:t>
+        <w:t>Qu'est-ce qui vous a surpris·es dans ce module ? Que retenez-vous ?</w:t>
       </w:r>
     </w:p>
     <w:p>
@@ -4454,6 +4454,22 @@
       </w:pPr>
       <w:r>
         <w:t>Pour commencer, rends-toi dans l'onglet NOTRE PACTE et relis vos réponses de bilan, puis reviens ici et indique le module avec lequel tu as le plus appris sur l'autre.</w:t>
+        <w:br/>
+        <w:t>○ Module 1 — Toi et Moi</w:t>
+        <w:br/>
+        <w:t>○ Module 2 — Nous</w:t>
+        <w:br/>
+        <w:t>○ Module 3 — Le quotidien</w:t>
+        <w:br/>
+        <w:t>○ Module 4 — Argent et projets</w:t>
+        <w:br/>
+        <w:t>○ Module 5 — Famille et croyances</w:t>
+        <w:br/>
+        <w:t>○ Module 6 — Gestion des émotions et communication</w:t>
+        <w:br/>
+        <w:t>○ Module 7 — Tendresse et intimité</w:t>
+        <w:br/>
+        <w:t>○ Module 8 — Les disputes</w:t>
       </w:r>
     </w:p>
     <w:p>

--- a/docs/questions-par-module.docx
+++ b/docs/questions-par-module.docx
@@ -4180,7 +4180,7 @@
         <w:pStyle w:val="Heading2"/>
       </w:pPr>
       <w:r>
-        <w:t>Questions (13)</w:t>
+        <w:t>Questions (12)</w:t>
       </w:r>
     </w:p>
     <w:p>
@@ -4440,7 +4440,7 @@
         <w:pStyle w:val="Heading2"/>
       </w:pPr>
       <w:r>
-        <w:t xml:space="preserve">Questions (15)</w:t>
+        <w:t>Questions (10)</w:t>
       </w:r>
     </w:p>
     <w:p>
@@ -4453,23 +4453,25 @@
         <w:spacing w:after="100" w:before="100"/>
       </w:pPr>
       <w:r>
-        <w:t>Pour commencer, rends-toi dans l'onglet NOTRE PACTE et relis vos réponses de bilan, puis reviens ici et indique le module avec lequel tu as le plus appris sur l'autre.</w:t>
+        <w:t>Pour commencer, rends-toi dans l'onglet NOTRE PACTE et relis vos réponses de bilan, puis reviens ici et indique le ou les modules qui t'ont permis d'apprendre le plus sur l'autre.</w:t>
         <w:br/>
-        <w:t>○ Module 1 — Toi et Moi</w:t>
+        <w:t>(plusieurs choix possibles)</w:t>
         <w:br/>
-        <w:t>○ Module 2 — Nous</w:t>
+        <w:t>☐ Module 1 — Toi et Moi</w:t>
         <w:br/>
-        <w:t>○ Module 3 — Le quotidien</w:t>
+        <w:t>☐ Module 2 — Nous</w:t>
         <w:br/>
-        <w:t>○ Module 4 — Argent et projets</w:t>
+        <w:t>☐ Module 3 — Le quotidien</w:t>
         <w:br/>
-        <w:t>○ Module 5 — Famille et croyances</w:t>
+        <w:t>☐ Module 4 — Argent et projets</w:t>
         <w:br/>
-        <w:t>○ Module 6 — Gestion des émotions et communication</w:t>
+        <w:t>☐ Module 5 — Famille et croyances</w:t>
         <w:br/>
-        <w:t>○ Module 7 — Tendresse et intimité</w:t>
+        <w:t>☐ Module 6 — Gestion des émotions et communication</w:t>
         <w:br/>
-        <w:t>○ Module 8 — Les disputes</w:t>
+        <w:t>☐ Module 7 — Tendresse et intimité</w:t>
+        <w:br/>
+        <w:t>☐ Module 8 — Les disputes</w:t>
       </w:r>
     </w:p>
     <w:p>
@@ -4482,7 +4484,9 @@
         <w:spacing w:after="100" w:before="100"/>
       </w:pPr>
       <w:r>
-        <w:t xml:space="preserve">À quel sujet éprouves-tu de la gratitude envers l'autre ?</w:t>
+        <w:t>À quel sujet éprouves-tu de la gratitude envers l'autre ? Pourquoi aimerais-tu lui dire MERCI ?</w:t>
+        <w:br/>
+        <w:t>Commence ta phrase par « MERCI… »</w:t>
       </w:r>
     </w:p>
     <w:p>
@@ -4495,7 +4499,7 @@
         <w:spacing w:after="100" w:before="100"/>
       </w:pPr>
       <w:r>
-        <w:t xml:space="preserve">Votre socle — Selon toi, quels sont les 3 principes de base d'un couple heureux… et du vôtre en particulier ?</w:t>
+        <w:t>Selon toi, quels sont les 3 principes de base d'un couple heureux… et du vôtre en particulier ?</w:t>
       </w:r>
     </w:p>
     <w:p>
@@ -4508,7 +4512,7 @@
         <w:spacing w:after="100" w:before="100"/>
       </w:pPr>
       <w:r>
-        <w:t xml:space="preserve">Que veut dire pour toi « s'engager » ?</w:t>
+        <w:t>Quelle est pour toi la plus grande preuve d'engagement dans un couple ?</w:t>
       </w:r>
     </w:p>
     <w:p>
@@ -4521,7 +4525,7 @@
         <w:spacing w:after="100" w:before="100"/>
       </w:pPr>
       <w:r>
-        <w:t xml:space="preserve">Vos désaccords — En relisant vos réponses aux différents modules, où ne coïncident-elles pas ? Classe ces désaccords : négociable, pas encore réfléchi, rédhibitoire.</w:t>
+        <w:t>Écris ici la chose que tu t'engages à faire (ou à faire plus souvent) pour l'autre cette année.</w:t>
       </w:r>
     </w:p>
     <w:p>
@@ -4534,7 +4538,7 @@
         <w:spacing w:after="100" w:before="100"/>
       </w:pPr>
       <w:r>
-        <w:t xml:space="preserve">Parmi ces désaccords, lequel acceptes-tu de laisser tel quel, sans chercher à le résoudre à tout prix ?</w:t>
+        <w:t>Et une chose à laquelle tu renonces, ou que tu t'engages à faire moins.</w:t>
       </w:r>
     </w:p>
     <w:p>
@@ -4547,7 +4551,7 @@
         <w:spacing w:after="100" w:before="100"/>
       </w:pPr>
       <w:r>
-        <w:t xml:space="preserve">Nos règles du quotidien : classez ensemble ce qui est indispensable, important, négociable ou modifiable (tâches, temps à deux, temps pour soi, argent, famille, écrans…).</w:t>
+        <w:t>Quel pourrait être le mot-clé de votre année à venir ?</w:t>
       </w:r>
     </w:p>
     <w:p>
@@ -4560,7 +4564,7 @@
         <w:spacing w:after="100" w:before="100"/>
       </w:pPr>
       <w:r>
-        <w:t xml:space="preserve">Nos engagements de communication : quelles 3 habitudes veux-tu garder ou adopter (code secret, rendez-vous de discussion, écoute sans interrompre…) ?</w:t>
+        <w:t>Y a-t-il un projet de couple que vous voulez vous fixer cette année ? (petit ou grand, commun ou un rêve de l'autre à soutenir)</w:t>
       </w:r>
     </w:p>
     <w:p>
@@ -4573,7 +4577,9 @@
         <w:spacing w:after="100" w:before="100"/>
       </w:pPr>
       <w:r>
-        <w:t xml:space="preserve">Notre charte de dispute : quelles pourraient être vos 3 règles d'or pour l'année ?</w:t>
+        <w:t>Avant votre rendez-vous bilan dans 1 an, voulez-vous définir un rituel de couple (sortie en tête-à-tête, petits mots doux…) ?</w:t>
+        <w:br/>
+        <w:t>À quelle fréquence, sous quelle forme ?</w:t>
       </w:r>
     </w:p>
     <w:p>
@@ -4586,72 +4592,7 @@
         <w:spacing w:after="100" w:before="100"/>
       </w:pPr>
       <w:r>
-        <w:t xml:space="preserve">Notre projet de l'année, petit ou grand, commun ou un rêve de l'autre à soutenir : quoi, qui fait quoi, pour quand ?</w:t>
-      </w:r>
-    </w:p>
-    <w:p>
-      <w:pPr>
-        <w:pStyle w:val="ListParagraph"/>
-        <w:numPr>
-          <w:ilvl w:val="0"/>
-          <w:numId w:val="11"/>
-        </w:numPr>
-        <w:spacing w:after="100" w:before="100"/>
-      </w:pPr>
-      <w:r>
-        <w:t xml:space="preserve">Notre rituel tête-à-tête : à quelle fréquence, sous quelle forme ?</w:t>
-      </w:r>
-    </w:p>
-    <w:p>
-      <w:pPr>
-        <w:pStyle w:val="ListParagraph"/>
-        <w:numPr>
-          <w:ilvl w:val="0"/>
-          <w:numId w:val="11"/>
-        </w:numPr>
-        <w:spacing w:after="100" w:before="100"/>
-      </w:pPr>
-      <w:r>
-        <w:t xml:space="preserve">Tes engagements personnels — Une chose que je m'engage à faire pour toi cette année. Et une chose à laquelle je renonce, ou que je m'engage à faire moins.</w:t>
-      </w:r>
-    </w:p>
-    <w:p>
-      <w:pPr>
-        <w:pStyle w:val="ListParagraph"/>
-        <w:numPr>
-          <w:ilvl w:val="0"/>
-          <w:numId w:val="11"/>
-        </w:numPr>
-        <w:spacing w:after="100" w:before="100"/>
-      </w:pPr>
-      <w:r>
-        <w:t xml:space="preserve">Ce que j'aimerais recevoir de toi cette année.</w:t>
-      </w:r>
-    </w:p>
-    <w:p>
-      <w:pPr>
-        <w:pStyle w:val="ListParagraph"/>
-        <w:numPr>
-          <w:ilvl w:val="0"/>
-          <w:numId w:val="11"/>
-        </w:numPr>
-        <w:spacing w:after="100" w:before="100"/>
-      </w:pPr>
-      <w:r>
-        <w:t xml:space="preserve">Projette-toi dans un an, le jour de votre rendez-vous annuel : à quoi ressemblera une année réussie pour votre couple ? Qu'est-ce qui te ferait dire « c'était une belle année » ?</w:t>
-      </w:r>
-    </w:p>
-    <w:p>
-      <w:pPr>
-        <w:pStyle w:val="ListParagraph"/>
-        <w:numPr>
-          <w:ilvl w:val="0"/>
-          <w:numId w:val="11"/>
-        </w:numPr>
-        <w:spacing w:after="100" w:before="100"/>
-      </w:pPr>
-      <w:r>
-        <w:t xml:space="preserve">Sceller le pacte — En une phrase, ta promesse à l'autre pour l'année à venir.</w:t>
+        <w:t>Projette-toi dans un an, le jour de votre rendez-vous annuel : à quoi ressemblera une année réussie pour votre couple ?</w:t>
       </w:r>
     </w:p>
     <w:p>
@@ -4673,7 +4614,7 @@
         <w:spacing w:after="100"/>
       </w:pPr>
       <w:r>
-        <w:t xml:space="preserve">Notre rendez-vous annuel de couple : à quelle date aimerais-tu le fixer ? Votre anniversaire de couple ou dans 1 an ?</w:t>
+        <w:t>Notre rendez-vous annuel de couple : à quelle date voulez-vous le fixer ? Votre anniversaire de couple ou dans 1 an ?</w:t>
       </w:r>
     </w:p>
     <w:p>

--- a/docs/questions-par-module.docx
+++ b/docs/questions-par-module.docx
@@ -35,7 +35,7 @@
           <w:sz w:val="20"/>
           <w:szCs w:val="20"/>
         </w:rPr>
-        <w:t xml:space="preserve">10 modules · 121 questions, plus 2 questions de fin par module. Contenu de référence tiré du code de l’application (src/lib/modules-data.ts) ; les modifications faites depuis l’espace admin ne sont pas incluses.</w:t>
+        <w:t>10 modules · 114 questions, plus 2 questions de fin par module (sauf le module 9, qui se termine par la signature du pacte). Contenu de référence tiré du code de l’application (src/lib/modules-data.ts) ; les modifications faites depuis l’espace admin ne sont pas incluses.</w:t>
       </w:r>
     </w:p>
     <w:p>
@@ -4135,7 +4135,7 @@
         <w:spacing w:after="100"/>
       </w:pPr>
       <w:r>
-        <w:t xml:space="preserve">Que voulez-vous garder, arrêter ou changer dans vos rapports sexuels aujourd'hui ?</w:t>
+        <w:t>Que voulez-vous maintenir, arrêter ou changer dans vos rapports intimes aujourd'hui ?</w:t>
       </w:r>
     </w:p>
     <w:p>
@@ -4593,41 +4593,6 @@
       </w:pPr>
       <w:r>
         <w:t>Projette-toi dans un an, le jour de votre rendez-vous annuel : à quoi ressemblera une année réussie pour votre couple ?</w:t>
-      </w:r>
-    </w:p>
-    <w:p>
-      <w:pPr>
-        <w:pStyle w:val="Heading2"/>
-        <w:spacing w:before="240"/>
-      </w:pPr>
-      <w:r>
-        <w:t xml:space="preserve">Questions de fin de module</w:t>
-      </w:r>
-    </w:p>
-    <w:p>
-      <w:pPr>
-        <w:pStyle w:val="ListParagraph"/>
-        <w:numPr>
-          <w:ilvl w:val="0"/>
-          <w:numId w:val="3"/>
-        </w:numPr>
-        <w:spacing w:after="100"/>
-      </w:pPr>
-      <w:r>
-        <w:t>Notre rendez-vous annuel de couple : à quelle date voulez-vous le fixer ? Votre anniversaire de couple ou dans 1 an ?</w:t>
-      </w:r>
-    </w:p>
-    <w:p>
-      <w:pPr>
-        <w:pStyle w:val="ListParagraph"/>
-        <w:numPr>
-          <w:ilvl w:val="0"/>
-          <w:numId w:val="3"/>
-        </w:numPr>
-        <w:spacing w:after="100"/>
-      </w:pPr>
-      <w:r>
-        <w:t xml:space="preserve">Qui l'organise ?</w:t>
       </w:r>
     </w:p>
     <w:p>
